--- a/Ecocare_Meta_Ads_Audit/Ecocare_Meta_Ads_Audit_Client_Facing.docx
+++ b/Ecocare_Meta_Ads_Audit/Ecocare_Meta_Ads_Audit_Client_Facing.docx
@@ -499,6 +499,1153 @@
         <w:fldChar w:fldCharType="end"/>
       </w:r>
     </w:p>
+    <w:p>
+      <w:r>
+        <w:br w:type="page"/>
+      </w:r>
+    </w:p>
+    <w:p>
+      <w:pPr>
+        <w:pStyle w:val="Heading1"/>
+      </w:pPr>
+      <w:r>
+        <w:t>Situation Update — Constrained-Budget Action Plan</w:t>
+      </w:r>
+    </w:p>
+    <w:p>
+      <w:r>
+        <w:rPr>
+          <w:b w:val="0"/>
+          <w:i/>
+          <w:color w:val="555555"/>
+          <w:sz w:val="18"/>
+        </w:rPr>
+        <w:t>Added 22 July 2026, in response to new information from the account team. This section takes priority over the general plan below and upgrades the cost-control finding in Sections 5-6 to client-confirmed.</w:t>
+      </w:r>
+    </w:p>
+    <w:p>
+      <w:r>
+        <w:rPr>
+          <w:b/>
+          <w:i w:val="0"/>
+          <w:sz w:val="21"/>
+        </w:rPr>
+        <w:t>The new constraints (as described by the team):</w:t>
+      </w:r>
+    </w:p>
+    <w:p>
+      <w:pPr>
+        <w:pStyle w:val="ListBullet"/>
+      </w:pPr>
+      <w:r>
+        <w:rPr>
+          <w:sz w:val="20"/>
+        </w:rPr>
+        <w:t>A cost-per-lead control was added to the two best campaigns — All In One and Tankless — last week, by mistake, and it 'hit hard.'</w:t>
+      </w:r>
+    </w:p>
+    <w:p>
+      <w:pPr>
+        <w:pStyle w:val="ListBullet"/>
+      </w:pPr>
+      <w:r>
+        <w:rPr>
+          <w:sz w:val="20"/>
+        </w:rPr>
+        <w:t>The client cut budget from ~CA$700-800/day to ~CA$500/day.</w:t>
+      </w:r>
+    </w:p>
+    <w:p>
+      <w:pPr>
+        <w:pStyle w:val="ListBullet"/>
+      </w:pPr>
+      <w:r>
+        <w:rPr>
+          <w:sz w:val="20"/>
+        </w:rPr>
+        <w:t>The client wants CPL down from ~CA$25 to ~CA$15 without losing lead volume.</w:t>
+      </w:r>
+    </w:p>
+    <w:p>
+      <w:pPr>
+        <w:pStyle w:val="ListBullet"/>
+      </w:pPr>
+      <w:r>
+        <w:rPr>
+          <w:sz w:val="20"/>
+        </w:rPr>
+        <w:t>FIFA / World-Cup ads should be removed (event over), but removing them would drop leads and raise CPL.</w:t>
+      </w:r>
+    </w:p>
+    <w:p>
+      <w:pPr>
+        <w:pStyle w:val="ListBullet"/>
+      </w:pPr>
+      <w:r>
+        <w:rPr>
+          <w:sz w:val="20"/>
+        </w:rPr>
+        <w:t>The team feels it can't safely change the current campaigns and can't afford new test campaigns.</w:t>
+      </w:r>
+    </w:p>
+    <w:tbl>
+      <w:tblPr>
+        <w:tblStyle w:val="TableGrid"/>
+        <w:tblW w:type="auto" w:w="0"/>
+        <w:tblLook w:firstColumn="1" w:firstRow="1" w:lastColumn="0" w:lastRow="0" w:noHBand="0" w:noVBand="1" w:val="04A0"/>
+      </w:tblPr>
+      <w:tblGrid>
+        <w:gridCol w:w="8640"/>
+      </w:tblGrid>
+      <w:tr>
+        <w:tc>
+          <w:tcPr>
+            <w:tcW w:type="dxa" w:w="8640"/>
+            <w:shd w:val="clear" w:fill="F5EFE1"/>
+          </w:tcPr>
+          <w:p>
+            <w:r>
+              <w:rPr>
+                <w:b/>
+                <w:color w:val="0F2443"/>
+                <w:sz w:val="21"/>
+              </w:rPr>
+              <w:t>Bottom line up front</w:t>
+            </w:r>
+          </w:p>
+          <w:p>
+            <w:r>
+              <w:rPr>
+                <w:color w:val="222222"/>
+                <w:sz w:val="19"/>
+              </w:rPr>
+              <w:t>The recent CPL spike was caused by the changes — the CPL cap, the budget cut, and the learning disruption they triggered — not by the market. The fastest way to get CPL back down is to stop fighting the auction and let it recover, replace FIFA IN PLACE rather than pausing it, and pull the levers that cost no budget and don't reset learning. A blended CA$15 CPL is not realistically reachable short-term on this account — but CA$20-24 is, and that is the honest number to give the client while we work toward lower.</w:t>
+            </w:r>
+          </w:p>
+        </w:tc>
+      </w:tr>
+    </w:tbl>
+    <w:p/>
+    <w:p>
+      <w:pPr>
+        <w:pStyle w:val="Heading2"/>
+      </w:pPr>
+      <w:r>
+        <w:t>A1. What happened last week — confirmed by the data</w:t>
+      </w:r>
+    </w:p>
+    <w:p>
+      <w:r>
+        <w:rPr>
+          <w:b w:val="0"/>
+          <w:i w:val="0"/>
+          <w:sz w:val="21"/>
+        </w:rPr>
+        <w:t>In the 7 days after the cap went on (15-21 Jul vs 8-14 Jul):</w:t>
+      </w:r>
+    </w:p>
+    <w:tbl>
+      <w:tblPr>
+        <w:tblStyle w:val="TableGrid"/>
+        <w:tblW w:type="auto" w:w="0"/>
+        <w:jc w:val="center"/>
+        <w:tblLayout w:type="autofit"/>
+        <w:tblLook w:firstColumn="1" w:firstRow="1" w:lastColumn="0" w:lastRow="0" w:noHBand="0" w:noVBand="1" w:val="04A0"/>
+      </w:tblPr>
+      <w:tblGrid>
+        <w:gridCol w:w="2160"/>
+        <w:gridCol w:w="2160"/>
+        <w:gridCol w:w="2160"/>
+        <w:gridCol w:w="2160"/>
+      </w:tblGrid>
+      <w:tr>
+        <w:trPr>
+          <w:tblHeader w:val="true"/>
+        </w:trPr>
+        <w:tc>
+          <w:tcPr>
+            <w:tcW w:type="dxa" w:w="2016"/>
+            <w:shd w:val="clear" w:fill="0F2443"/>
+          </w:tcPr>
+          <w:p>
+            <w:pPr>
+              <w:jc w:val="center"/>
+            </w:pPr>
+            <w:r/>
+            <w:r>
+              <w:rPr>
+                <w:b/>
+                <w:color w:val="FFFFFF"/>
+                <w:sz w:val="18"/>
+              </w:rPr>
+              <w:t>Campaign</w:t>
+            </w:r>
+          </w:p>
+        </w:tc>
+        <w:tc>
+          <w:tcPr>
+            <w:tcW w:type="dxa" w:w="3456"/>
+            <w:shd w:val="clear" w:fill="0F2443"/>
+          </w:tcPr>
+          <w:p>
+            <w:pPr>
+              <w:jc w:val="center"/>
+            </w:pPr>
+            <w:r/>
+            <w:r>
+              <w:rPr>
+                <w:b/>
+                <w:color w:val="FFFFFF"/>
+                <w:sz w:val="18"/>
+              </w:rPr>
+              <w:t>Spend</w:t>
+            </w:r>
+          </w:p>
+        </w:tc>
+        <w:tc>
+          <w:tcPr>
+            <w:tcW w:type="dxa" w:w="2304"/>
+            <w:shd w:val="clear" w:fill="0F2443"/>
+          </w:tcPr>
+          <w:p>
+            <w:pPr>
+              <w:jc w:val="center"/>
+            </w:pPr>
+            <w:r/>
+            <w:r>
+              <w:rPr>
+                <w:b/>
+                <w:color w:val="FFFFFF"/>
+                <w:sz w:val="18"/>
+              </w:rPr>
+              <w:t>Leads</w:t>
+            </w:r>
+          </w:p>
+        </w:tc>
+        <w:tc>
+          <w:tcPr>
+            <w:tcW w:type="dxa" w:w="2304"/>
+            <w:shd w:val="clear" w:fill="0F2443"/>
+          </w:tcPr>
+          <w:p>
+            <w:pPr>
+              <w:jc w:val="center"/>
+            </w:pPr>
+            <w:r/>
+            <w:r>
+              <w:rPr>
+                <w:b/>
+                <w:color w:val="FFFFFF"/>
+                <w:sz w:val="18"/>
+              </w:rPr>
+              <w:t>CPL</w:t>
+            </w:r>
+          </w:p>
+        </w:tc>
+      </w:tr>
+      <w:tr>
+        <w:tc>
+          <w:tcPr>
+            <w:tcW w:type="dxa" w:w="2016"/>
+          </w:tcPr>
+          <w:p>
+            <w:pPr>
+              <w:jc w:val="left"/>
+            </w:pPr>
+            <w:r/>
+            <w:r>
+              <w:rPr>
+                <w:b w:val="0"/>
+                <w:sz w:val="18"/>
+              </w:rPr>
+              <w:t>All In One</w:t>
+            </w:r>
+          </w:p>
+        </w:tc>
+        <w:tc>
+          <w:tcPr>
+            <w:tcW w:type="dxa" w:w="3456"/>
+          </w:tcPr>
+          <w:p>
+            <w:pPr>
+              <w:jc w:val="center"/>
+            </w:pPr>
+            <w:r/>
+            <w:r>
+              <w:rPr>
+                <w:b w:val="0"/>
+                <w:sz w:val="18"/>
+              </w:rPr>
+              <w:t>CA$1,843 -&gt; CA$1,130 (-39%)</w:t>
+            </w:r>
+          </w:p>
+        </w:tc>
+        <w:tc>
+          <w:tcPr>
+            <w:tcW w:type="dxa" w:w="2304"/>
+          </w:tcPr>
+          <w:p>
+            <w:pPr>
+              <w:jc w:val="center"/>
+            </w:pPr>
+            <w:r/>
+            <w:r>
+              <w:rPr>
+                <w:b w:val="0"/>
+                <w:sz w:val="18"/>
+              </w:rPr>
+              <w:t>83 -&gt; 37 (-55%)</w:t>
+            </w:r>
+          </w:p>
+        </w:tc>
+        <w:tc>
+          <w:tcPr>
+            <w:tcW w:type="dxa" w:w="2304"/>
+          </w:tcPr>
+          <w:p>
+            <w:pPr>
+              <w:jc w:val="center"/>
+            </w:pPr>
+            <w:r/>
+            <w:r>
+              <w:rPr>
+                <w:b w:val="0"/>
+                <w:sz w:val="18"/>
+              </w:rPr>
+              <w:t>CA$22.20 -&gt; CA$30.53</w:t>
+            </w:r>
+          </w:p>
+        </w:tc>
+      </w:tr>
+      <w:tr>
+        <w:tc>
+          <w:tcPr>
+            <w:tcW w:type="dxa" w:w="2016"/>
+            <w:shd w:val="clear" w:fill="F3EFE6"/>
+          </w:tcPr>
+          <w:p>
+            <w:pPr>
+              <w:jc w:val="left"/>
+            </w:pPr>
+            <w:r/>
+            <w:r>
+              <w:rPr>
+                <w:b w:val="0"/>
+                <w:sz w:val="18"/>
+              </w:rPr>
+              <w:t>Tankless</w:t>
+            </w:r>
+          </w:p>
+        </w:tc>
+        <w:tc>
+          <w:tcPr>
+            <w:tcW w:type="dxa" w:w="3456"/>
+            <w:shd w:val="clear" w:fill="F3EFE6"/>
+          </w:tcPr>
+          <w:p>
+            <w:pPr>
+              <w:jc w:val="center"/>
+            </w:pPr>
+            <w:r/>
+            <w:r>
+              <w:rPr>
+                <w:b w:val="0"/>
+                <w:sz w:val="18"/>
+              </w:rPr>
+              <w:t>CA$494 -&gt; CA$140 (-72%)</w:t>
+            </w:r>
+          </w:p>
+        </w:tc>
+        <w:tc>
+          <w:tcPr>
+            <w:tcW w:type="dxa" w:w="2304"/>
+            <w:shd w:val="clear" w:fill="F3EFE6"/>
+          </w:tcPr>
+          <w:p>
+            <w:pPr>
+              <w:jc w:val="center"/>
+            </w:pPr>
+            <w:r/>
+            <w:r>
+              <w:rPr>
+                <w:b w:val="0"/>
+                <w:sz w:val="18"/>
+              </w:rPr>
+              <w:t>18 -&gt; 6 (-67%)</w:t>
+            </w:r>
+          </w:p>
+        </w:tc>
+        <w:tc>
+          <w:tcPr>
+            <w:tcW w:type="dxa" w:w="2304"/>
+            <w:shd w:val="clear" w:fill="F3EFE6"/>
+          </w:tcPr>
+          <w:p>
+            <w:pPr>
+              <w:jc w:val="center"/>
+            </w:pPr>
+            <w:r/>
+            <w:r>
+              <w:rPr>
+                <w:b w:val="0"/>
+                <w:sz w:val="18"/>
+              </w:rPr>
+              <w:t>CA$27.43 -&gt; CA$23.26</w:t>
+            </w:r>
+          </w:p>
+        </w:tc>
+      </w:tr>
+    </w:tbl>
+    <w:p/>
+    <w:p>
+      <w:r>
+        <w:rPr>
+          <w:b w:val="0"/>
+          <w:i w:val="0"/>
+          <w:sz w:val="21"/>
+        </w:rPr>
+        <w:t>Textbook cost-cap-starvation: a cap set at/near current CPL, on campaigns without enough conversions to feed it, so Meta stops bidding and volume collapses — the same failure that hit the old HVAC campaign. The cap, not the market, is why CPL jumped. First action: confirm All In One and Tankless are back on Highest Volume with NO cost/bid cap (they read 'Highest volume' at the audit pull — verify), then freeze bids and let delivery settle 7-10 days.</w:t>
+      </w:r>
+    </w:p>
+    <w:p>
+      <w:pPr>
+        <w:pStyle w:val="Heading2"/>
+      </w:pPr>
+      <w:r>
+        <w:t>A2. The honest truth about a CA$15 CPL</w:t>
+      </w:r>
+    </w:p>
+    <w:p>
+      <w:pPr>
+        <w:pStyle w:val="ListBullet"/>
+      </w:pPr>
+      <w:r>
+        <w:rPr>
+          <w:sz w:val="20"/>
+        </w:rPr>
+        <w:t>Best SUSTAINED CPL is ~CA$20-24 (Tankless, EV, All In One on good days).</w:t>
+      </w:r>
+    </w:p>
+    <w:p>
+      <w:pPr>
+        <w:pStyle w:val="ListBullet"/>
+      </w:pPr>
+      <w:r>
+        <w:rPr>
+          <w:sz w:val="20"/>
+        </w:rPr>
+        <w:t>CA$15 has only ever occurred on isolated exceptional days (27 May CA$13.38; 30 May CA$11.88) — never as a 30-day blended average.</w:t>
+      </w:r>
+    </w:p>
+    <w:p>
+      <w:pPr>
+        <w:pStyle w:val="ListBullet"/>
+      </w:pPr>
+      <w:r>
+        <w:rPr>
+          <w:sz w:val="20"/>
+        </w:rPr>
+        <w:t>CPL is driven by CPM; a smaller CA$500/day budget on fewer conversions tends to raise CPM/CPL, not lower it.</w:t>
+      </w:r>
+    </w:p>
+    <w:p>
+      <w:pPr>
+        <w:pStyle w:val="ListBullet"/>
+      </w:pPr>
+      <w:r>
+        <w:rPr>
+          <w:sz w:val="20"/>
+        </w:rPr>
+        <w:t>Chasing CA$15 with a cost cap caps delivery, not cost — a few cheap leads, then nothing.</w:t>
+      </w:r>
+    </w:p>
+    <w:tbl>
+      <w:tblPr>
+        <w:tblStyle w:val="TableGrid"/>
+        <w:tblW w:type="auto" w:w="0"/>
+        <w:tblLook w:firstColumn="1" w:firstRow="1" w:lastColumn="0" w:lastRow="0" w:noHBand="0" w:noVBand="1" w:val="04A0"/>
+      </w:tblPr>
+      <w:tblGrid>
+        <w:gridCol w:w="8640"/>
+      </w:tblGrid>
+      <w:tr>
+        <w:tc>
+          <w:tcPr>
+            <w:tcW w:type="dxa" w:w="8640"/>
+            <w:shd w:val="clear" w:fill="F5EFE1"/>
+          </w:tcPr>
+          <w:p>
+            <w:r>
+              <w:rPr>
+                <w:b/>
+                <w:color w:val="0F2443"/>
+                <w:sz w:val="21"/>
+              </w:rPr>
+              <w:t>Realistic target</w:t>
+            </w:r>
+          </w:p>
+          <w:p>
+            <w:r>
+              <w:rPr>
+                <w:color w:val="222222"/>
+                <w:sz w:val="19"/>
+              </w:rPr>
+              <w:t>CA$22-24 CPL at ~CA$500/day (~21-23 leads/day) now; ~CA$18-20 achievable over 30-60 days via creative + tracking work. CA$15 blended is a long-term stretch, not a lever you can pull now — re-derive any target from booked-job value (close rate x job value).</w:t>
+            </w:r>
+          </w:p>
+        </w:tc>
+      </w:tr>
+    </w:tbl>
+    <w:p/>
+    <w:p>
+      <w:pPr>
+        <w:pStyle w:val="Heading2"/>
+      </w:pPr>
+      <w:r>
+        <w:t>A3. The FIFA problem — replace in place, don't remove</w:t>
+      </w:r>
+    </w:p>
+    <w:p>
+      <w:r>
+        <w:rPr>
+          <w:b w:val="0"/>
+          <w:i w:val="0"/>
+          <w:sz w:val="21"/>
+        </w:rPr>
+        <w:t>Pausing FIFA cold would tank leads (FIFA-V1: 45 leads @ CA$25.29, CTR 4.02%; FIFA-V2: best hook 45%). Don't choose between stale World-Cup ads and losing leads — twin them:</w:t>
+      </w:r>
+    </w:p>
+    <w:p>
+      <w:pPr>
+        <w:pStyle w:val="ListBullet"/>
+      </w:pPr>
+      <w:r>
+        <w:rPr>
+          <w:sz w:val="20"/>
+        </w:rPr>
+        <w:t>Duplicate each winning FIFA ad (V1, V2) inside its existing ad set — no new campaign, no new budget.</w:t>
+      </w:r>
+    </w:p>
+    <w:p>
+      <w:pPr>
+        <w:pStyle w:val="ListBullet"/>
+      </w:pPr>
+      <w:r>
+        <w:rPr>
+          <w:sz w:val="20"/>
+        </w:rPr>
+        <w:t>Re-edit only the World-Cup references out; keep the 'stay cool this summer -&gt; home comfort -&gt; free consultation' structure.</w:t>
+      </w:r>
+    </w:p>
+    <w:p>
+      <w:pPr>
+        <w:pStyle w:val="ListBullet"/>
+      </w:pPr>
+      <w:r>
+        <w:rPr>
+          <w:sz w:val="20"/>
+        </w:rPr>
+        <w:t>Run the evergreen twin alongside the FIFA original 5-7 days so it proves out.</w:t>
+      </w:r>
+    </w:p>
+    <w:p>
+      <w:pPr>
+        <w:pStyle w:val="ListBullet"/>
+      </w:pPr>
+      <w:r>
+        <w:rPr>
+          <w:sz w:val="20"/>
+        </w:rPr>
+        <w:t>Only then pause the FIFA original — leads never drop because the replacement is already live.</w:t>
+      </w:r>
+    </w:p>
+    <w:p>
+      <w:pPr>
+        <w:pStyle w:val="ListBullet"/>
+      </w:pPr>
+      <w:r>
+        <w:rPr>
+          <w:sz w:val="20"/>
+        </w:rPr>
+        <w:t>Replace FIFA-V3 outright (Meta flags it low quality) rather than twinning.</w:t>
+      </w:r>
+    </w:p>
+    <w:p>
+      <w:r>
+        <w:rPr>
+          <w:b w:val="0"/>
+          <w:i w:val="0"/>
+          <w:sz w:val="21"/>
+        </w:rPr>
+        <w:t>This is the one change worth making now: it reduces risk (off-season creative decays) and adding an ad to an out-of-learning ad set is the least disruptive edit.</w:t>
+      </w:r>
+    </w:p>
+    <w:p>
+      <w:pPr>
+        <w:pStyle w:val="Heading2"/>
+      </w:pPr>
+      <w:r>
+        <w:t>A4. Five moves that cost no budget and don't reset learning</w:t>
+      </w:r>
+    </w:p>
+    <w:p>
+      <w:pPr>
+        <w:pStyle w:val="ListBullet"/>
+      </w:pPr>
+      <w:r>
+        <w:rPr>
+          <w:sz w:val="20"/>
+        </w:rPr>
+        <w:t>Let it settle — patience is the highest-value action; let the two winners recover on Highest Volume for 7-10 days.</w:t>
+      </w:r>
+    </w:p>
+    <w:p>
+      <w:pPr>
+        <w:pStyle w:val="ListBullet"/>
+      </w:pPr>
+      <w:r>
+        <w:rPr>
+          <w:sz w:val="20"/>
+        </w:rPr>
+        <w:t>Reconnect the CRM 'Quoted' signal — a back-end/tracking change (zero delivery risk, zero budget) that re-enables quality optimisation and optimising for booked leads.</w:t>
+      </w:r>
+    </w:p>
+    <w:p>
+      <w:pPr>
+        <w:pStyle w:val="ListBullet"/>
+      </w:pPr>
+      <w:r>
+        <w:rPr>
+          <w:sz w:val="20"/>
+        </w:rPr>
+        <w:t>Concentrate the CA$500 on the cheapest engine (All In One ~CA$25 / IG Reels ~CA$26) over pricey HVAC-New (CPM ~CA$76).</w:t>
+      </w:r>
+    </w:p>
+    <w:p>
+      <w:pPr>
+        <w:pStyle w:val="ListBullet"/>
+      </w:pPr>
+      <w:r>
+        <w:rPr>
+          <w:sz w:val="20"/>
+        </w:rPr>
+        <w:t>Test with creative rotation inside existing ad sets, not new campaigns — that's your budget-neutral test lab.</w:t>
+      </w:r>
+    </w:p>
+    <w:p>
+      <w:pPr>
+        <w:pStyle w:val="ListBullet"/>
+      </w:pPr>
+      <w:r>
+        <w:rPr>
+          <w:sz w:val="20"/>
+        </w:rPr>
+        <w:t>Piggy-back the free win: when you open an ad set for a twin, exclude the Instream Video placement (CA$75 CPL sink).</w:t>
+      </w:r>
+    </w:p>
+    <w:p>
+      <w:pPr>
+        <w:pStyle w:val="Heading2"/>
+      </w:pPr>
+      <w:r>
+        <w:t>A5. What NOT to do</w:t>
+      </w:r>
+    </w:p>
+    <w:p>
+      <w:pPr>
+        <w:pStyle w:val="ListBullet"/>
+      </w:pPr>
+      <w:r>
+        <w:rPr>
+          <w:sz w:val="20"/>
+        </w:rPr>
+        <w:t>Do NOT add any cost cap / bid cap / cost-per-result goal to chase CA$15 — that starved delivery last week.</w:t>
+      </w:r>
+    </w:p>
+    <w:p>
+      <w:pPr>
+        <w:pStyle w:val="ListBullet"/>
+      </w:pPr>
+      <w:r>
+        <w:rPr>
+          <w:sz w:val="20"/>
+        </w:rPr>
+        <w:t>Do NOT pause FIFA before its evergreen twin is live.</w:t>
+      </w:r>
+    </w:p>
+    <w:p>
+      <w:pPr>
+        <w:pStyle w:val="ListBullet"/>
+      </w:pPr>
+      <w:r>
+        <w:rPr>
+          <w:sz w:val="20"/>
+        </w:rPr>
+        <w:t>Do NOT keep cutting budget while demanding more leads — at CA$500/day you can protect CPL OR volume, not both.</w:t>
+      </w:r>
+    </w:p>
+    <w:p>
+      <w:pPr>
+        <w:pStyle w:val="ListBullet"/>
+      </w:pPr>
+      <w:r>
+        <w:rPr>
+          <w:sz w:val="20"/>
+        </w:rPr>
+        <w:t>Do NOT stack multiple edits at once — make the one change (the twins), then wait.</w:t>
+      </w:r>
+    </w:p>
+    <w:p>
+      <w:pPr>
+        <w:pStyle w:val="Heading2"/>
+      </w:pPr>
+      <w:r>
+        <w:t>A6. Realistic CPL glide path (~CA$500/day)</w:t>
+      </w:r>
+    </w:p>
+    <w:tbl>
+      <w:tblPr>
+        <w:tblStyle w:val="TableGrid"/>
+        <w:tblW w:type="auto" w:w="0"/>
+        <w:jc w:val="center"/>
+        <w:tblLayout w:type="autofit"/>
+        <w:tblLook w:firstColumn="1" w:firstRow="1" w:lastColumn="0" w:lastRow="0" w:noHBand="0" w:noVBand="1" w:val="04A0"/>
+      </w:tblPr>
+      <w:tblGrid>
+        <w:gridCol w:w="2160"/>
+        <w:gridCol w:w="2160"/>
+        <w:gridCol w:w="2160"/>
+        <w:gridCol w:w="2160"/>
+      </w:tblGrid>
+      <w:tr>
+        <w:trPr>
+          <w:tblHeader w:val="true"/>
+        </w:trPr>
+        <w:tc>
+          <w:tcPr>
+            <w:tcW w:type="dxa" w:w="1728"/>
+            <w:shd w:val="clear" w:fill="0F2443"/>
+          </w:tcPr>
+          <w:p>
+            <w:pPr>
+              <w:jc w:val="center"/>
+            </w:pPr>
+            <w:r/>
+            <w:r>
+              <w:rPr>
+                <w:b/>
+                <w:color w:val="FFFFFF"/>
+                <w:sz w:val="17"/>
+              </w:rPr>
+              <w:t>Phase</w:t>
+            </w:r>
+          </w:p>
+        </w:tc>
+        <w:tc>
+          <w:tcPr>
+            <w:tcW w:type="dxa" w:w="4320"/>
+            <w:shd w:val="clear" w:fill="0F2443"/>
+          </w:tcPr>
+          <w:p>
+            <w:pPr>
+              <w:jc w:val="center"/>
+            </w:pPr>
+            <w:r/>
+            <w:r>
+              <w:rPr>
+                <w:b/>
+                <w:color w:val="FFFFFF"/>
+                <w:sz w:val="17"/>
+              </w:rPr>
+              <w:t>Actions</w:t>
+            </w:r>
+          </w:p>
+        </w:tc>
+        <w:tc>
+          <w:tcPr>
+            <w:tcW w:type="dxa" w:w="1728"/>
+            <w:shd w:val="clear" w:fill="0F2443"/>
+          </w:tcPr>
+          <w:p>
+            <w:pPr>
+              <w:jc w:val="center"/>
+            </w:pPr>
+            <w:r/>
+            <w:r>
+              <w:rPr>
+                <w:b/>
+                <w:color w:val="FFFFFF"/>
+                <w:sz w:val="17"/>
+              </w:rPr>
+              <w:t>Expected CPL</w:t>
+            </w:r>
+          </w:p>
+        </w:tc>
+        <w:tc>
+          <w:tcPr>
+            <w:tcW w:type="dxa" w:w="1440"/>
+            <w:shd w:val="clear" w:fill="0F2443"/>
+          </w:tcPr>
+          <w:p>
+            <w:pPr>
+              <w:jc w:val="center"/>
+            </w:pPr>
+            <w:r/>
+            <w:r>
+              <w:rPr>
+                <w:b/>
+                <w:color w:val="FFFFFF"/>
+                <w:sz w:val="17"/>
+              </w:rPr>
+              <w:t>Leads/day</w:t>
+            </w:r>
+          </w:p>
+        </w:tc>
+      </w:tr>
+      <w:tr>
+        <w:tc>
+          <w:tcPr>
+            <w:tcW w:type="dxa" w:w="1728"/>
+          </w:tcPr>
+          <w:p>
+            <w:pPr>
+              <w:jc w:val="left"/>
+            </w:pPr>
+            <w:r/>
+            <w:r>
+              <w:rPr>
+                <w:b w:val="0"/>
+                <w:sz w:val="17"/>
+              </w:rPr>
+              <w:t>Now (week 1)</w:t>
+            </w:r>
+          </w:p>
+        </w:tc>
+        <w:tc>
+          <w:tcPr>
+            <w:tcW w:type="dxa" w:w="4320"/>
+          </w:tcPr>
+          <w:p>
+            <w:pPr>
+              <w:jc w:val="center"/>
+            </w:pPr>
+            <w:r/>
+            <w:r>
+              <w:rPr>
+                <w:b w:val="0"/>
+                <w:sz w:val="17"/>
+              </w:rPr>
+              <w:t>Remove any residual cap; freeze bids; let settle; reconnect CRM signal</w:t>
+            </w:r>
+          </w:p>
+        </w:tc>
+        <w:tc>
+          <w:tcPr>
+            <w:tcW w:type="dxa" w:w="1728"/>
+          </w:tcPr>
+          <w:p>
+            <w:pPr>
+              <w:jc w:val="center"/>
+            </w:pPr>
+            <w:r/>
+            <w:r>
+              <w:rPr>
+                <w:b w:val="0"/>
+                <w:sz w:val="17"/>
+              </w:rPr>
+              <w:t>CA$25 -&gt; ~CA$23</w:t>
+            </w:r>
+          </w:p>
+        </w:tc>
+        <w:tc>
+          <w:tcPr>
+            <w:tcW w:type="dxa" w:w="1440"/>
+          </w:tcPr>
+          <w:p>
+            <w:pPr>
+              <w:jc w:val="center"/>
+            </w:pPr>
+            <w:r/>
+            <w:r>
+              <w:rPr>
+                <w:b w:val="0"/>
+                <w:sz w:val="17"/>
+              </w:rPr>
+              <w:t>~20-22</w:t>
+            </w:r>
+          </w:p>
+        </w:tc>
+      </w:tr>
+      <w:tr>
+        <w:tc>
+          <w:tcPr>
+            <w:tcW w:type="dxa" w:w="1728"/>
+            <w:shd w:val="clear" w:fill="F3EFE6"/>
+          </w:tcPr>
+          <w:p>
+            <w:pPr>
+              <w:jc w:val="left"/>
+            </w:pPr>
+            <w:r/>
+            <w:r>
+              <w:rPr>
+                <w:b w:val="0"/>
+                <w:sz w:val="17"/>
+              </w:rPr>
+              <w:t>Weeks 2-3</w:t>
+            </w:r>
+          </w:p>
+        </w:tc>
+        <w:tc>
+          <w:tcPr>
+            <w:tcW w:type="dxa" w:w="4320"/>
+            <w:shd w:val="clear" w:fill="F3EFE6"/>
+          </w:tcPr>
+          <w:p>
+            <w:pPr>
+              <w:jc w:val="center"/>
+            </w:pPr>
+            <w:r/>
+            <w:r>
+              <w:rPr>
+                <w:b w:val="0"/>
+                <w:sz w:val="17"/>
+              </w:rPr>
+              <w:t>Launch evergreen FIFA twins; retire originals &amp; FIFA-V3; exclude Instream</w:t>
+            </w:r>
+          </w:p>
+        </w:tc>
+        <w:tc>
+          <w:tcPr>
+            <w:tcW w:type="dxa" w:w="1728"/>
+            <w:shd w:val="clear" w:fill="F3EFE6"/>
+          </w:tcPr>
+          <w:p>
+            <w:pPr>
+              <w:jc w:val="center"/>
+            </w:pPr>
+            <w:r/>
+            <w:r>
+              <w:rPr>
+                <w:b w:val="0"/>
+                <w:sz w:val="17"/>
+              </w:rPr>
+              <w:t>~CA$21-22</w:t>
+            </w:r>
+          </w:p>
+        </w:tc>
+        <w:tc>
+          <w:tcPr>
+            <w:tcW w:type="dxa" w:w="1440"/>
+            <w:shd w:val="clear" w:fill="F3EFE6"/>
+          </w:tcPr>
+          <w:p>
+            <w:pPr>
+              <w:jc w:val="center"/>
+            </w:pPr>
+            <w:r/>
+            <w:r>
+              <w:rPr>
+                <w:b w:val="0"/>
+                <w:sz w:val="17"/>
+              </w:rPr>
+              <w:t>~22-24</w:t>
+            </w:r>
+          </w:p>
+        </w:tc>
+      </w:tr>
+      <w:tr>
+        <w:tc>
+          <w:tcPr>
+            <w:tcW w:type="dxa" w:w="1728"/>
+          </w:tcPr>
+          <w:p>
+            <w:pPr>
+              <w:jc w:val="left"/>
+            </w:pPr>
+            <w:r/>
+            <w:r>
+              <w:rPr>
+                <w:b w:val="0"/>
+                <w:sz w:val="17"/>
+              </w:rPr>
+              <w:t>Weeks 4-8</w:t>
+            </w:r>
+          </w:p>
+        </w:tc>
+        <w:tc>
+          <w:tcPr>
+            <w:tcW w:type="dxa" w:w="4320"/>
+          </w:tcPr>
+          <w:p>
+            <w:pPr>
+              <w:jc w:val="center"/>
+            </w:pPr>
+            <w:r/>
+            <w:r>
+              <w:rPr>
+                <w:b w:val="0"/>
+                <w:sz w:val="17"/>
+              </w:rPr>
+              <w:t>Fresh water-softener hooks; concentrate on IG Reels; optimise to 'Quoted' once CRM live</w:t>
+            </w:r>
+          </w:p>
+        </w:tc>
+        <w:tc>
+          <w:tcPr>
+            <w:tcW w:type="dxa" w:w="1728"/>
+          </w:tcPr>
+          <w:p>
+            <w:pPr>
+              <w:jc w:val="center"/>
+            </w:pPr>
+            <w:r/>
+            <w:r>
+              <w:rPr>
+                <w:b w:val="0"/>
+                <w:sz w:val="17"/>
+              </w:rPr>
+              <w:t>~CA$18-20</w:t>
+            </w:r>
+          </w:p>
+        </w:tc>
+        <w:tc>
+          <w:tcPr>
+            <w:tcW w:type="dxa" w:w="1440"/>
+          </w:tcPr>
+          <w:p>
+            <w:pPr>
+              <w:jc w:val="center"/>
+            </w:pPr>
+            <w:r/>
+            <w:r>
+              <w:rPr>
+                <w:b w:val="0"/>
+                <w:sz w:val="17"/>
+              </w:rPr>
+              <w:t>~24-26</w:t>
+            </w:r>
+          </w:p>
+        </w:tc>
+      </w:tr>
+      <w:tr>
+        <w:tc>
+          <w:tcPr>
+            <w:tcW w:type="dxa" w:w="1728"/>
+            <w:shd w:val="clear" w:fill="F3EFE6"/>
+          </w:tcPr>
+          <w:p>
+            <w:pPr>
+              <w:jc w:val="left"/>
+            </w:pPr>
+            <w:r/>
+            <w:r>
+              <w:rPr>
+                <w:b w:val="0"/>
+                <w:sz w:val="17"/>
+              </w:rPr>
+              <w:t>CA$15 target</w:t>
+            </w:r>
+          </w:p>
+        </w:tc>
+        <w:tc>
+          <w:tcPr>
+            <w:tcW w:type="dxa" w:w="4320"/>
+            <w:shd w:val="clear" w:fill="F3EFE6"/>
+          </w:tcPr>
+          <w:p>
+            <w:pPr>
+              <w:jc w:val="center"/>
+            </w:pPr>
+            <w:r/>
+            <w:r>
+              <w:rPr>
+                <w:b w:val="0"/>
+                <w:sz w:val="17"/>
+              </w:rPr>
+              <w:t>Only realistic once quality-optimised on a cheaper creative engine; likely needs slightly more budget</w:t>
+            </w:r>
+          </w:p>
+        </w:tc>
+        <w:tc>
+          <w:tcPr>
+            <w:tcW w:type="dxa" w:w="1728"/>
+            <w:shd w:val="clear" w:fill="F3EFE6"/>
+          </w:tcPr>
+          <w:p>
+            <w:pPr>
+              <w:jc w:val="center"/>
+            </w:pPr>
+            <w:r/>
+            <w:r>
+              <w:rPr>
+                <w:b w:val="0"/>
+                <w:sz w:val="17"/>
+              </w:rPr>
+              <w:t>stretch</w:t>
+            </w:r>
+          </w:p>
+        </w:tc>
+        <w:tc>
+          <w:tcPr>
+            <w:tcW w:type="dxa" w:w="1440"/>
+            <w:shd w:val="clear" w:fill="F3EFE6"/>
+          </w:tcPr>
+          <w:p>
+            <w:pPr>
+              <w:jc w:val="center"/>
+            </w:pPr>
+            <w:r/>
+            <w:r>
+              <w:rPr>
+                <w:b w:val="0"/>
+                <w:sz w:val="17"/>
+              </w:rPr>
+              <w:t>--</w:t>
+            </w:r>
+          </w:p>
+        </w:tc>
+      </w:tr>
+    </w:tbl>
+    <w:p/>
+    <w:tbl>
+      <w:tblPr>
+        <w:tblStyle w:val="TableGrid"/>
+        <w:tblW w:type="auto" w:w="0"/>
+        <w:tblLook w:firstColumn="1" w:firstRow="1" w:lastColumn="0" w:lastRow="0" w:noHBand="0" w:noVBand="1" w:val="04A0"/>
+      </w:tblPr>
+      <w:tblGrid>
+        <w:gridCol w:w="8640"/>
+      </w:tblGrid>
+      <w:tr>
+        <w:tc>
+          <w:tcPr>
+            <w:tcW w:type="dxa" w:w="8640"/>
+            <w:shd w:val="clear" w:fill="F5EFE1"/>
+          </w:tcPr>
+          <w:p>
+            <w:r>
+              <w:rPr>
+                <w:b/>
+                <w:color w:val="0F2443"/>
+                <w:sz w:val="21"/>
+              </w:rPr>
+              <w:t>If the client still insists on CA$15 now</w:t>
+            </w:r>
+          </w:p>
+          <w:p>
+            <w:r>
+              <w:rPr>
+                <w:color w:val="222222"/>
+                <w:sz w:val="19"/>
+              </w:rPr>
+              <w:t>At ~CA$500/day you can have a low CPL or high volume, not both — and CA$15 blended has never been sustained here. The credible path to cheaper QUALIFIED leads: fix tracking so we optimise for booked jobs, refresh the creative engine, and let the winners run un-capped — over 30-60 days. A cost cap shows a low CPL for a day or two then stops the leads; last week is the proof.</w:t>
+            </w:r>
+          </w:p>
+        </w:tc>
+      </w:tr>
+    </w:tbl>
+    <w:p/>
     <w:p>
       <w:r>
         <w:br w:type="page"/>
